--- a/fra/docx/60.content.docx
+++ b/fra/docx/60.content.docx
@@ -19,7 +19,7 @@
         <w:rPr>
           <w:lang w:val="fr_FR" w:bidi="fr_FR"/>
         </w:rPr>
-        <w:t>Resource: Notes d'étude - Introductions aux livres (Tyndale)</w:t>
+        <w:t>Resource: Tyndale Open Study Notes</w:t>
       </w:r>
       <w:r>
         <w:rPr>
@@ -112,7 +112,7 @@
         <w:rPr>
           <w:lang w:val="fr_FR" w:bidi="fr_FR"/>
         </w:rPr>
-        <w:t>Notes d'étude - Introductions aux livres (Tyndale)</w:t>
+        <w:t>Tyndale Open Study Notes</w:t>
       </w:r>
     </w:p>
     <w:p>

--- a/fra/docx/60.content.docx
+++ b/fra/docx/60.content.docx
@@ -19,7 +19,7 @@
         <w:rPr>
           <w:lang w:val="fr_FR" w:bidi="fr_FR"/>
         </w:rPr>
-        <w:t>Resource: Tyndale Open Study Notes</w:t>
+        <w:t>Resource: Aquifer Open Study Notes (Book Intros)</w:t>
       </w:r>
       <w:r>
         <w:rPr>
@@ -112,7 +112,7 @@
         <w:rPr>
           <w:lang w:val="fr_FR" w:bidi="fr_FR"/>
         </w:rPr>
-        <w:t>Tyndale Open Study Notes</w:t>
+        <w:t>Aquifer Open Study Notes (Book Intros)</w:t>
       </w:r>
     </w:p>
     <w:p>

--- a/fra/docx/60.content.docx
+++ b/fra/docx/60.content.docx
@@ -272,72 +272,48 @@
         </w:rPr>
         <w:t>C’est cette réalité que la première lettre de Pierre vient éclairer. Les croyants traversent des épreuves particulièrement douloureuses (</w:t>
       </w:r>
-      <w:hyperlink r:id="rId13">
-        <w:r>
-          <w:rPr>
-            <w:lang w:val="fr_FR" w:bidi="fr_FR"/>
-          </w:rPr>
-          <w:rPr>
-            <w:color w:val="0000EE"/>
-            <w:u w:val="single"/>
-          </w:rPr>
-          <w:t>1.6</w:t>
-        </w:r>
-      </w:hyperlink>
+      <w:r>
+        <w:rPr>
+          <w:lang w:val="fr_FR" w:bidi="fr_FR"/>
+        </w:rPr>
+        <w:t>1.6</w:t>
+      </w:r>
       <w:r>
         <w:rPr>
           <w:lang w:val="fr_FR" w:bidi="fr_FR"/>
         </w:rPr>
         <w:t xml:space="preserve"> ; </w:t>
       </w:r>
-      <w:hyperlink r:id="rId14">
-        <w:r>
-          <w:rPr>
-            <w:lang w:val="fr_FR" w:bidi="fr_FR"/>
-          </w:rPr>
-          <w:rPr>
-            <w:color w:val="0000EE"/>
-            <w:u w:val="single"/>
-          </w:rPr>
-          <w:t>4.12</w:t>
-        </w:r>
-      </w:hyperlink>
+      <w:r>
+        <w:rPr>
+          <w:lang w:val="fr_FR" w:bidi="fr_FR"/>
+        </w:rPr>
+        <w:t>4.12</w:t>
+      </w:r>
       <w:r>
         <w:rPr>
           <w:lang w:val="fr_FR" w:bidi="fr_FR"/>
         </w:rPr>
         <w:t>), et leur entourage parle d’eux avec mépris (</w:t>
       </w:r>
-      <w:hyperlink r:id="rId15">
-        <w:r>
-          <w:rPr>
-            <w:lang w:val="fr_FR" w:bidi="fr_FR"/>
-          </w:rPr>
-          <w:rPr>
-            <w:color w:val="0000EE"/>
-            <w:u w:val="single"/>
-          </w:rPr>
-          <w:t>4.4</w:t>
-        </w:r>
-      </w:hyperlink>
+      <w:r>
+        <w:rPr>
+          <w:lang w:val="fr_FR" w:bidi="fr_FR"/>
+        </w:rPr>
+        <w:t>4.4</w:t>
+      </w:r>
       <w:r>
         <w:rPr>
           <w:lang w:val="fr_FR" w:bidi="fr_FR"/>
         </w:rPr>
         <w:t xml:space="preserve"> ; voir </w:t>
       </w:r>
-      <w:hyperlink r:id="rId16">
-        <w:r>
-          <w:rPr>
-            <w:lang w:val="fr_FR" w:bidi="fr_FR"/>
-          </w:rPr>
-          <w:rPr>
-            <w:color w:val="0000EE"/>
-            <w:u w:val="single"/>
-          </w:rPr>
-          <w:t>3.16</w:t>
-        </w:r>
-      </w:hyperlink>
+      <w:r>
+        <w:rPr>
+          <w:lang w:val="fr_FR" w:bidi="fr_FR"/>
+        </w:rPr>
+        <w:t>3.16</w:t>
+      </w:r>
       <w:r>
         <w:rPr>
           <w:lang w:val="fr_FR" w:bidi="fr_FR"/>
@@ -383,126 +359,84 @@
         </w:rPr>
         <w:t>Après une ouverture typique pour une lettre (</w:t>
       </w:r>
-      <w:hyperlink r:id="rId17">
-        <w:r>
-          <w:rPr>
-            <w:lang w:val="fr_FR" w:bidi="fr_FR"/>
-          </w:rPr>
-          <w:rPr>
-            <w:color w:val="0000EE"/>
-            <w:u w:val="single"/>
-          </w:rPr>
-          <w:t>1.1–2</w:t>
-        </w:r>
-      </w:hyperlink>
+      <w:r>
+        <w:rPr>
+          <w:lang w:val="fr_FR" w:bidi="fr_FR"/>
+        </w:rPr>
+        <w:t>1.1–2</w:t>
+      </w:r>
       <w:r>
         <w:rPr>
           <w:lang w:val="fr_FR" w:bidi="fr_FR"/>
         </w:rPr>
         <w:t>), Pierre commence par encourager ses lecteurs (</w:t>
       </w:r>
-      <w:hyperlink r:id="rId18">
-        <w:r>
-          <w:rPr>
-            <w:lang w:val="fr_FR" w:bidi="fr_FR"/>
-          </w:rPr>
-          <w:rPr>
-            <w:color w:val="0000EE"/>
-            <w:u w:val="single"/>
-          </w:rPr>
-          <w:t>1.3–2.12</w:t>
-        </w:r>
-      </w:hyperlink>
+      <w:r>
+        <w:rPr>
+          <w:lang w:val="fr_FR" w:bidi="fr_FR"/>
+        </w:rPr>
+        <w:t>1.3–2.12</w:t>
+      </w:r>
       <w:r>
         <w:rPr>
           <w:lang w:val="fr_FR" w:bidi="fr_FR"/>
         </w:rPr>
         <w:t>) à percevoir leurs souffrances actuelles comme des épreuves temporaires qui fortifient leur foi et les préparent à recevoir le salut promis (</w:t>
       </w:r>
-      <w:hyperlink r:id="rId19">
-        <w:r>
-          <w:rPr>
-            <w:lang w:val="fr_FR" w:bidi="fr_FR"/>
-          </w:rPr>
-          <w:rPr>
-            <w:color w:val="0000EE"/>
-            <w:u w:val="single"/>
-          </w:rPr>
-          <w:t>1.3–9</w:t>
-        </w:r>
-      </w:hyperlink>
+      <w:r>
+        <w:rPr>
+          <w:lang w:val="fr_FR" w:bidi="fr_FR"/>
+        </w:rPr>
+        <w:t>1.3–9</w:t>
+      </w:r>
       <w:r>
         <w:rPr>
           <w:lang w:val="fr_FR" w:bidi="fr_FR"/>
         </w:rPr>
         <w:t>). Ce salut est si précieux que les prophètes l’ont annoncé d’avance, et les anges eux-mêmes y portent un regard attentif (</w:t>
       </w:r>
-      <w:hyperlink r:id="rId20">
-        <w:r>
-          <w:rPr>
-            <w:lang w:val="fr_FR" w:bidi="fr_FR"/>
-          </w:rPr>
-          <w:rPr>
-            <w:color w:val="0000EE"/>
-            <w:u w:val="single"/>
-          </w:rPr>
-          <w:t>1.10–12</w:t>
-        </w:r>
-      </w:hyperlink>
+      <w:r>
+        <w:rPr>
+          <w:lang w:val="fr_FR" w:bidi="fr_FR"/>
+        </w:rPr>
+        <w:t>1.10–12</w:t>
+      </w:r>
       <w:r>
         <w:rPr>
           <w:lang w:val="fr_FR" w:bidi="fr_FR"/>
         </w:rPr>
         <w:t>). Une telle grâce appelle à une vie marquée par la sainteté, en souvenir du prix élevé que Dieu a payé pour offrir ce salut (</w:t>
       </w:r>
-      <w:hyperlink r:id="rId21">
-        <w:r>
-          <w:rPr>
-            <w:lang w:val="fr_FR" w:bidi="fr_FR"/>
-          </w:rPr>
-          <w:rPr>
-            <w:color w:val="0000EE"/>
-            <w:u w:val="single"/>
-          </w:rPr>
-          <w:t>1.13–21</w:t>
-        </w:r>
-      </w:hyperlink>
+      <w:r>
+        <w:rPr>
+          <w:lang w:val="fr_FR" w:bidi="fr_FR"/>
+        </w:rPr>
+        <w:t>1.13–21</w:t>
+      </w:r>
       <w:r>
         <w:rPr>
           <w:lang w:val="fr_FR" w:bidi="fr_FR"/>
         </w:rPr>
         <w:t>). Cette première section se conclut par un appel à l’amour pour les autres chrétiens (</w:t>
       </w:r>
-      <w:hyperlink r:id="rId22">
-        <w:r>
-          <w:rPr>
-            <w:lang w:val="fr_FR" w:bidi="fr_FR"/>
-          </w:rPr>
-          <w:rPr>
-            <w:color w:val="0000EE"/>
-            <w:u w:val="single"/>
-          </w:rPr>
-          <w:t>1.22–2.3</w:t>
-        </w:r>
-      </w:hyperlink>
+      <w:r>
+        <w:rPr>
+          <w:lang w:val="fr_FR" w:bidi="fr_FR"/>
+        </w:rPr>
+        <w:t>1.22–2.3</w:t>
+      </w:r>
       <w:r>
         <w:rPr>
           <w:lang w:val="fr_FR" w:bidi="fr_FR"/>
         </w:rPr>
         <w:t>), puis par un rappel du statut des croyants comme peuple de la nouvelle alliance de Dieu (</w:t>
       </w:r>
-      <w:hyperlink r:id="rId23">
-        <w:r>
-          <w:rPr>
-            <w:lang w:val="fr_FR" w:bidi="fr_FR"/>
-          </w:rPr>
-          <w:rPr>
-            <w:color w:val="0000EE"/>
-            <w:u w:val="single"/>
-          </w:rPr>
-          <w:t>2.4–12</w:t>
-        </w:r>
-      </w:hyperlink>
+      <w:r>
+        <w:rPr>
+          <w:lang w:val="fr_FR" w:bidi="fr_FR"/>
+        </w:rPr>
+        <w:t>2.4–12</w:t>
+      </w:r>
       <w:r>
         <w:rPr>
           <w:lang w:val="fr_FR" w:bidi="fr_FR"/>
@@ -523,108 +457,72 @@
         </w:rPr>
         <w:t>La deuxième section de la lettre (</w:t>
       </w:r>
-      <w:hyperlink r:id="rId24">
-        <w:r>
-          <w:rPr>
-            <w:lang w:val="fr_FR" w:bidi="fr_FR"/>
-          </w:rPr>
-          <w:rPr>
-            <w:color w:val="0000EE"/>
-            <w:u w:val="single"/>
-          </w:rPr>
-          <w:t>2.13–3.12</w:t>
-        </w:r>
-      </w:hyperlink>
+      <w:r>
+        <w:rPr>
+          <w:lang w:val="fr_FR" w:bidi="fr_FR"/>
+        </w:rPr>
+        <w:t>2.13–3.12</w:t>
+      </w:r>
       <w:r>
         <w:rPr>
           <w:lang w:val="fr_FR" w:bidi="fr_FR"/>
         </w:rPr>
         <w:t>) exhorte les chrétiens à vivre dans le respect des autorités établies, comme témoignage face à un monde hostile. Les chrétiens sont invités à reconnaître l’autorité des gouvernements (</w:t>
       </w:r>
-      <w:hyperlink r:id="rId25">
-        <w:r>
-          <w:rPr>
-            <w:lang w:val="fr_FR" w:bidi="fr_FR"/>
-          </w:rPr>
-          <w:rPr>
-            <w:color w:val="0000EE"/>
-            <w:u w:val="single"/>
-          </w:rPr>
-          <w:t>2.13–17</w:t>
-        </w:r>
-      </w:hyperlink>
+      <w:r>
+        <w:rPr>
+          <w:lang w:val="fr_FR" w:bidi="fr_FR"/>
+        </w:rPr>
+        <w:t>2.13–17</w:t>
+      </w:r>
       <w:r>
         <w:rPr>
           <w:lang w:val="fr_FR" w:bidi="fr_FR"/>
         </w:rPr>
         <w:t>), les esclaves à accepter celles de leurs maîtres (</w:t>
       </w:r>
-      <w:hyperlink r:id="rId26">
-        <w:r>
-          <w:rPr>
-            <w:lang w:val="fr_FR" w:bidi="fr_FR"/>
-          </w:rPr>
-          <w:rPr>
-            <w:color w:val="0000EE"/>
-            <w:u w:val="single"/>
-          </w:rPr>
-          <w:t>2.18–25</w:t>
-        </w:r>
-      </w:hyperlink>
+      <w:r>
+        <w:rPr>
+          <w:lang w:val="fr_FR" w:bidi="fr_FR"/>
+        </w:rPr>
+        <w:t>2.18–25</w:t>
+      </w:r>
       <w:r>
         <w:rPr>
           <w:lang w:val="fr_FR" w:bidi="fr_FR"/>
         </w:rPr>
         <w:t>), et les épouses chrétiennes à accepter l'autorité de leurs maris (</w:t>
       </w:r>
-      <w:hyperlink r:id="rId27">
-        <w:r>
-          <w:rPr>
-            <w:lang w:val="fr_FR" w:bidi="fr_FR"/>
-          </w:rPr>
-          <w:rPr>
-            <w:color w:val="0000EE"/>
-            <w:u w:val="single"/>
-          </w:rPr>
-          <w:t>3.1–6</w:t>
-        </w:r>
-      </w:hyperlink>
+      <w:r>
+        <w:rPr>
+          <w:lang w:val="fr_FR" w:bidi="fr_FR"/>
+        </w:rPr>
+        <w:t>3.1–6</w:t>
+      </w:r>
       <w:r>
         <w:rPr>
           <w:lang w:val="fr_FR" w:bidi="fr_FR"/>
         </w:rPr>
         <w:t>). En retour, les maris doivent honorer et considérer leurs épouses (</w:t>
       </w:r>
-      <w:hyperlink r:id="rId28">
-        <w:r>
-          <w:rPr>
-            <w:lang w:val="fr_FR" w:bidi="fr_FR"/>
-          </w:rPr>
-          <w:rPr>
-            <w:color w:val="0000EE"/>
-            <w:u w:val="single"/>
-          </w:rPr>
-          <w:t>3.7</w:t>
-        </w:r>
-      </w:hyperlink>
+      <w:r>
+        <w:rPr>
+          <w:lang w:val="fr_FR" w:bidi="fr_FR"/>
+        </w:rPr>
+        <w:t>3.7</w:t>
+      </w:r>
       <w:r>
         <w:rPr>
           <w:lang w:val="fr_FR" w:bidi="fr_FR"/>
         </w:rPr>
         <w:t>). Cette section se conclut sur des exhortations générales à une conduite juste et agréable à Dieu (</w:t>
       </w:r>
-      <w:hyperlink r:id="rId29">
-        <w:r>
-          <w:rPr>
-            <w:lang w:val="fr_FR" w:bidi="fr_FR"/>
-          </w:rPr>
-          <w:rPr>
-            <w:color w:val="0000EE"/>
-            <w:u w:val="single"/>
-          </w:rPr>
-          <w:t>3.8–12</w:t>
-        </w:r>
-      </w:hyperlink>
+      <w:r>
+        <w:rPr>
+          <w:lang w:val="fr_FR" w:bidi="fr_FR"/>
+        </w:rPr>
+        <w:t>3.8–12</w:t>
+      </w:r>
       <w:r>
         <w:rPr>
           <w:lang w:val="fr_FR" w:bidi="fr_FR"/>
@@ -645,90 +543,60 @@
         </w:rPr>
         <w:t>Dans la troisième section (</w:t>
       </w:r>
-      <w:hyperlink r:id="rId30">
-        <w:r>
-          <w:rPr>
-            <w:lang w:val="fr_FR" w:bidi="fr_FR"/>
-          </w:rPr>
-          <w:rPr>
-            <w:color w:val="0000EE"/>
-            <w:u w:val="single"/>
-          </w:rPr>
-          <w:t>3.13–4.11</w:t>
-        </w:r>
-      </w:hyperlink>
+      <w:r>
+        <w:rPr>
+          <w:lang w:val="fr_FR" w:bidi="fr_FR"/>
+        </w:rPr>
+        <w:t>3.13–4.11</w:t>
+      </w:r>
       <w:r>
         <w:rPr>
           <w:lang w:val="fr_FR" w:bidi="fr_FR"/>
         </w:rPr>
         <w:t>), Pierre lance un appel à répondre à la pression sociale par un comportement digne et respectueux, même si cela entraîne des abus (</w:t>
       </w:r>
-      <w:hyperlink r:id="rId31">
-        <w:r>
-          <w:rPr>
-            <w:lang w:val="fr_FR" w:bidi="fr_FR"/>
-          </w:rPr>
-          <w:rPr>
-            <w:color w:val="0000EE"/>
-            <w:u w:val="single"/>
-          </w:rPr>
-          <w:t>3.13–17</w:t>
-        </w:r>
-      </w:hyperlink>
+      <w:r>
+        <w:rPr>
+          <w:lang w:val="fr_FR" w:bidi="fr_FR"/>
+        </w:rPr>
+        <w:t>3.13–17</w:t>
+      </w:r>
       <w:r>
         <w:rPr>
           <w:lang w:val="fr_FR" w:bidi="fr_FR"/>
         </w:rPr>
         <w:t>). Il rappelle que l’espérance du salut repose sur la vie, la mort, la résurrection et l’élévation du Christ (</w:t>
       </w:r>
-      <w:hyperlink r:id="rId32">
-        <w:r>
-          <w:rPr>
-            <w:lang w:val="fr_FR" w:bidi="fr_FR"/>
-          </w:rPr>
-          <w:rPr>
-            <w:color w:val="0000EE"/>
-            <w:u w:val="single"/>
-          </w:rPr>
-          <w:t>3.18–22</w:t>
-        </w:r>
-      </w:hyperlink>
+      <w:r>
+        <w:rPr>
+          <w:lang w:val="fr_FR" w:bidi="fr_FR"/>
+        </w:rPr>
+        <w:t>3.18–22</w:t>
+      </w:r>
       <w:r>
         <w:rPr>
           <w:lang w:val="fr_FR" w:bidi="fr_FR"/>
         </w:rPr>
         <w:t>). Il insiste ensuite pour que les croyants renoncent aux habitudes et aux valeurs du monde (</w:t>
       </w:r>
-      <w:hyperlink r:id="rId33">
-        <w:r>
-          <w:rPr>
-            <w:lang w:val="fr_FR" w:bidi="fr_FR"/>
-          </w:rPr>
-          <w:rPr>
-            <w:color w:val="0000EE"/>
-            <w:u w:val="single"/>
-          </w:rPr>
-          <w:t>4.1–6</w:t>
-        </w:r>
-      </w:hyperlink>
+      <w:r>
+        <w:rPr>
+          <w:lang w:val="fr_FR" w:bidi="fr_FR"/>
+        </w:rPr>
+        <w:t>4.1–6</w:t>
+      </w:r>
       <w:r>
         <w:rPr>
           <w:lang w:val="fr_FR" w:bidi="fr_FR"/>
         </w:rPr>
         <w:t>) puis conclut par diverses exhortations (</w:t>
       </w:r>
-      <w:hyperlink r:id="rId34">
-        <w:r>
-          <w:rPr>
-            <w:lang w:val="fr_FR" w:bidi="fr_FR"/>
-          </w:rPr>
-          <w:rPr>
-            <w:color w:val="0000EE"/>
-            <w:u w:val="single"/>
-          </w:rPr>
-          <w:t>4.7–11</w:t>
-        </w:r>
-      </w:hyperlink>
+      <w:r>
+        <w:rPr>
+          <w:lang w:val="fr_FR" w:bidi="fr_FR"/>
+        </w:rPr>
+        <w:t>4.7–11</w:t>
+      </w:r>
       <w:r>
         <w:rPr>
           <w:lang w:val="fr_FR" w:bidi="fr_FR"/>
@@ -749,108 +617,72 @@
         </w:rPr>
         <w:t>La quatrième section de la lettre (</w:t>
       </w:r>
-      <w:hyperlink r:id="rId35">
-        <w:r>
-          <w:rPr>
-            <w:lang w:val="fr_FR" w:bidi="fr_FR"/>
-          </w:rPr>
-          <w:rPr>
-            <w:color w:val="0000EE"/>
-            <w:u w:val="single"/>
-          </w:rPr>
-          <w:t>4.12–5.11</w:t>
-        </w:r>
-      </w:hyperlink>
+      <w:r>
+        <w:rPr>
+          <w:lang w:val="fr_FR" w:bidi="fr_FR"/>
+        </w:rPr>
+        <w:t>4.12–5.11</w:t>
+      </w:r>
       <w:r>
         <w:rPr>
           <w:lang w:val="fr_FR" w:bidi="fr_FR"/>
         </w:rPr>
         <w:t>) s'ouvre avec un dernier appel à rester ferme dans la souffrance (</w:t>
       </w:r>
-      <w:hyperlink r:id="rId36">
-        <w:r>
-          <w:rPr>
-            <w:lang w:val="fr_FR" w:bidi="fr_FR"/>
-          </w:rPr>
-          <w:rPr>
-            <w:color w:val="0000EE"/>
-            <w:u w:val="single"/>
-          </w:rPr>
-          <w:t>4.12–19</w:t>
-        </w:r>
-      </w:hyperlink>
+      <w:r>
+        <w:rPr>
+          <w:lang w:val="fr_FR" w:bidi="fr_FR"/>
+        </w:rPr>
+        <w:t>4.12–19</w:t>
+      </w:r>
       <w:r>
         <w:rPr>
           <w:lang w:val="fr_FR" w:bidi="fr_FR"/>
         </w:rPr>
         <w:t>). Pierre adresse ensuite des instructions aux anciens (</w:t>
       </w:r>
-      <w:hyperlink r:id="rId37">
-        <w:r>
-          <w:rPr>
-            <w:lang w:val="fr_FR" w:bidi="fr_FR"/>
-          </w:rPr>
-          <w:rPr>
-            <w:color w:val="0000EE"/>
-            <w:u w:val="single"/>
-          </w:rPr>
-          <w:t>5.1–4</w:t>
-        </w:r>
-      </w:hyperlink>
+      <w:r>
+        <w:rPr>
+          <w:lang w:val="fr_FR" w:bidi="fr_FR"/>
+        </w:rPr>
+        <w:t>5.1–4</w:t>
+      </w:r>
       <w:r>
         <w:rPr>
           <w:lang w:val="fr_FR" w:bidi="fr_FR"/>
         </w:rPr>
         <w:t>), aux jeunes hommes (</w:t>
       </w:r>
-      <w:hyperlink r:id="rId38">
-        <w:r>
-          <w:rPr>
-            <w:lang w:val="fr_FR" w:bidi="fr_FR"/>
-          </w:rPr>
-          <w:rPr>
-            <w:color w:val="0000EE"/>
-            <w:u w:val="single"/>
-          </w:rPr>
-          <w:t>5.5</w:t>
-        </w:r>
-      </w:hyperlink>
+      <w:r>
+        <w:rPr>
+          <w:lang w:val="fr_FR" w:bidi="fr_FR"/>
+        </w:rPr>
+        <w:t>5.5</w:t>
+      </w:r>
       <w:r>
         <w:rPr>
           <w:lang w:val="fr_FR" w:bidi="fr_FR"/>
         </w:rPr>
         <w:t>) et à l'ensemble de l'église en général (</w:t>
       </w:r>
-      <w:hyperlink r:id="rId39">
-        <w:r>
-          <w:rPr>
-            <w:lang w:val="fr_FR" w:bidi="fr_FR"/>
-          </w:rPr>
-          <w:rPr>
-            <w:color w:val="0000EE"/>
-            <w:u w:val="single"/>
-          </w:rPr>
-          <w:t>5.5–11</w:t>
-        </w:r>
-      </w:hyperlink>
+      <w:r>
+        <w:rPr>
+          <w:lang w:val="fr_FR" w:bidi="fr_FR"/>
+        </w:rPr>
+        <w:t>5.5–11</w:t>
+      </w:r>
       <w:r>
         <w:rPr>
           <w:lang w:val="fr_FR" w:bidi="fr_FR"/>
         </w:rPr>
         <w:t>). Il termine sa lettre par des salutations fraternelles (</w:t>
       </w:r>
-      <w:hyperlink r:id="rId40">
-        <w:r>
-          <w:rPr>
-            <w:lang w:val="fr_FR" w:bidi="fr_FR"/>
-          </w:rPr>
-          <w:rPr>
-            <w:color w:val="0000EE"/>
-            <w:u w:val="single"/>
-          </w:rPr>
-          <w:t>5.12–14</w:t>
-        </w:r>
-      </w:hyperlink>
+      <w:r>
+        <w:rPr>
+          <w:lang w:val="fr_FR" w:bidi="fr_FR"/>
+        </w:rPr>
+        <w:t>5.12–14</w:t>
+      </w:r>
       <w:r>
         <w:rPr>
           <w:lang w:val="fr_FR" w:bidi="fr_FR"/>
@@ -908,18 +740,12 @@
         </w:rPr>
         <w:t>Nous n'avons aucune preuve historique de la visite de Pierre dans cette région et la lettre ne mentionne pas une telle visite. En fait, nous avons peu d'informations sur les déplacements et les activités de Pierre après ses premiers jours de ministère à Jérusalem et en Judée (</w:t>
       </w:r>
-      <w:hyperlink r:id="rId41">
-        <w:r>
-          <w:rPr>
-            <w:lang w:val="fr_FR" w:bidi="fr_FR"/>
-          </w:rPr>
-          <w:rPr>
-            <w:color w:val="0000EE"/>
-            <w:u w:val="single"/>
-          </w:rPr>
-          <w:t>Ac 1.1–12.25</w:t>
-        </w:r>
-      </w:hyperlink>
+      <w:r>
+        <w:rPr>
+          <w:lang w:val="fr_FR" w:bidi="fr_FR"/>
+        </w:rPr>
+        <w:t>Ac 1.1–12.25</w:t>
+      </w:r>
       <w:r>
         <w:rPr>
           <w:lang w:val="fr_FR" w:bidi="fr_FR"/>
@@ -938,36 +764,24 @@
         </w:rPr>
         <w:t xml:space="preserve"> » (</w:t>
       </w:r>
-      <w:hyperlink r:id="rId42">
-        <w:r>
-          <w:rPr>
-            <w:lang w:val="fr_FR" w:bidi="fr_FR"/>
-          </w:rPr>
-          <w:rPr>
-            <w:color w:val="0000EE"/>
-            <w:u w:val="single"/>
-          </w:rPr>
-          <w:t>Ac 12.17</w:t>
-        </w:r>
-      </w:hyperlink>
+      <w:r>
+        <w:rPr>
+          <w:lang w:val="fr_FR" w:bidi="fr_FR"/>
+        </w:rPr>
+        <w:t>Ac 12.17</w:t>
+      </w:r>
       <w:r>
         <w:rPr>
           <w:lang w:val="fr_FR" w:bidi="fr_FR"/>
         </w:rPr>
         <w:t>), sans indiquer où. De nombreuses hypothèses ont été avancées, mais aucune certitude n’émerge. Pierre participe ensuite au concile de Jérusalem (</w:t>
       </w:r>
-      <w:hyperlink r:id="rId43">
-        <w:r>
-          <w:rPr>
-            <w:lang w:val="fr_FR" w:bidi="fr_FR"/>
-          </w:rPr>
-          <w:rPr>
-            <w:color w:val="0000EE"/>
-            <w:u w:val="single"/>
-          </w:rPr>
-          <w:t>Ac 15.1–41</w:t>
-        </w:r>
-      </w:hyperlink>
+      <w:r>
+        <w:rPr>
+          <w:lang w:val="fr_FR" w:bidi="fr_FR"/>
+        </w:rPr>
+        <w:t>Ac 15.1–41</w:t>
+      </w:r>
       <w:r>
         <w:rPr>
           <w:lang w:val="fr_FR" w:bidi="fr_FR"/>
@@ -986,54 +800,36 @@
         </w:rPr>
         <w:t xml:space="preserve">), et il semble avoir prêché quelque temps à Corinthe (voir </w:t>
       </w:r>
-      <w:hyperlink r:id="rId44">
-        <w:r>
-          <w:rPr>
-            <w:lang w:val="fr_FR" w:bidi="fr_FR"/>
-          </w:rPr>
-          <w:rPr>
-            <w:color w:val="0000EE"/>
-            <w:u w:val="single"/>
-          </w:rPr>
-          <w:t>1Co 1.12</w:t>
-        </w:r>
-      </w:hyperlink>
+      <w:r>
+        <w:rPr>
+          <w:lang w:val="fr_FR" w:bidi="fr_FR"/>
+        </w:rPr>
+        <w:t>1Co 1.12</w:t>
+      </w:r>
       <w:r>
         <w:rPr>
           <w:lang w:val="fr_FR" w:bidi="fr_FR"/>
         </w:rPr>
         <w:t xml:space="preserve"> ; </w:t>
       </w:r>
-      <w:hyperlink r:id="rId45">
-        <w:r>
-          <w:rPr>
-            <w:lang w:val="fr_FR" w:bidi="fr_FR"/>
-          </w:rPr>
-          <w:rPr>
-            <w:color w:val="0000EE"/>
-            <w:u w:val="single"/>
-          </w:rPr>
-          <w:t>9.5</w:t>
-        </w:r>
-      </w:hyperlink>
+      <w:r>
+        <w:rPr>
+          <w:lang w:val="fr_FR" w:bidi="fr_FR"/>
+        </w:rPr>
+        <w:t>9.5</w:t>
+      </w:r>
       <w:r>
         <w:rPr>
           <w:lang w:val="fr_FR" w:bidi="fr_FR"/>
         </w:rPr>
         <w:t>). On sait qu’il s'est aussi trouvé à Antioche à un moment donné (</w:t>
       </w:r>
-      <w:hyperlink r:id="rId46">
-        <w:r>
-          <w:rPr>
-            <w:lang w:val="fr_FR" w:bidi="fr_FR"/>
-          </w:rPr>
-          <w:rPr>
-            <w:color w:val="0000EE"/>
-            <w:u w:val="single"/>
-          </w:rPr>
-          <w:t>Ga 2.11–16</w:t>
-        </w:r>
-      </w:hyperlink>
+      <w:r>
+        <w:rPr>
+          <w:lang w:val="fr_FR" w:bidi="fr_FR"/>
+        </w:rPr>
+        <w:t>Ga 2.11–16</w:t>
+      </w:r>
       <w:r>
         <w:rPr>
           <w:lang w:val="fr_FR" w:bidi="fr_FR"/>
@@ -1077,54 +873,36 @@
         </w:rPr>
         <w:t xml:space="preserve"> » (</w:t>
       </w:r>
-      <w:hyperlink r:id="rId47">
-        <w:r>
-          <w:rPr>
-            <w:lang w:val="fr_FR" w:bidi="fr_FR"/>
-          </w:rPr>
-          <w:rPr>
-            <w:color w:val="0000EE"/>
-            <w:u w:val="single"/>
-          </w:rPr>
-          <w:t>5.13</w:t>
-        </w:r>
-      </w:hyperlink>
+      <w:r>
+        <w:rPr>
+          <w:lang w:val="fr_FR" w:bidi="fr_FR"/>
+        </w:rPr>
+        <w:t>5.13</w:t>
+      </w:r>
       <w:r>
         <w:rPr>
           <w:lang w:val="fr_FR" w:bidi="fr_FR"/>
         </w:rPr>
         <w:t>) désigne très probablement l’église de Rome. L’ancienne ville de Babylone (bien connue dans les livres plus tardifs de l’Ancien Testament) est devenue insignifiante au premier siècle après J.-C., et il semble peu probable que Pierre ait voyagé aussi loin à l’est. En raison de son rôle central dans les siècles précédents (notamment aux VIᵉ et Vᵉ siècles av. J.-C.), et il serait surprenant que Pierre ait jamais voyagé si loin à l'orient. Mais parce que l'ancienne ville de Babylone avait été si dominante dans les années 600–500 avant J.‑C., le nom de Babylone en est venu à symboliser le cœur du pouvoir mondial et de l’influence culturelle. Le livre de l’Apocalypse utilise d’ailleurs ce nom comme une désignation symbolique de Rome (</w:t>
       </w:r>
-      <w:hyperlink r:id="rId48">
-        <w:r>
-          <w:rPr>
-            <w:lang w:val="fr_FR" w:bidi="fr_FR"/>
-          </w:rPr>
-          <w:rPr>
-            <w:color w:val="0000EE"/>
-            <w:u w:val="single"/>
-          </w:rPr>
-          <w:t>Ap 17.5</w:t>
-        </w:r>
-      </w:hyperlink>
+      <w:r>
+        <w:rPr>
+          <w:lang w:val="fr_FR" w:bidi="fr_FR"/>
+        </w:rPr>
+        <w:t>Ap 17.5</w:t>
+      </w:r>
       <w:r>
         <w:rPr>
           <w:lang w:val="fr_FR" w:bidi="fr_FR"/>
         </w:rPr>
         <w:t xml:space="preserve">), et Pierre semble faire de même ici. Si la lettre provient bien de Rome, elle a probablement été écrite vers la fin de la vie de Pierre. Cette hypothèse se voit renforcée par la mention de Marc, qui se trouve avec lui au moment de la rédaction (voir </w:t>
       </w:r>
-      <w:hyperlink r:id="rId47">
-        <w:r>
-          <w:rPr>
-            <w:lang w:val="fr_FR" w:bidi="fr_FR"/>
-          </w:rPr>
-          <w:rPr>
-            <w:color w:val="0000EE"/>
-            <w:u w:val="single"/>
-          </w:rPr>
-          <w:t>1P 5.13</w:t>
-        </w:r>
-      </w:hyperlink>
+      <w:r>
+        <w:rPr>
+          <w:lang w:val="fr_FR" w:bidi="fr_FR"/>
+        </w:rPr>
+        <w:t>1P 5.13</w:t>
+      </w:r>
       <w:r>
         <w:rPr>
           <w:lang w:val="fr_FR" w:bidi="fr_FR"/>
@@ -1225,180 +1003,120 @@
         </w:rPr>
         <w:t xml:space="preserve"> » (</w:t>
       </w:r>
-      <w:hyperlink r:id="rId49">
-        <w:r>
-          <w:rPr>
-            <w:lang w:val="fr_FR" w:bidi="fr_FR"/>
-          </w:rPr>
-          <w:rPr>
-            <w:color w:val="0000EE"/>
-            <w:u w:val="single"/>
-          </w:rPr>
-          <w:t>1.12</w:t>
-        </w:r>
-      </w:hyperlink>
+      <w:r>
+        <w:rPr>
+          <w:lang w:val="fr_FR" w:bidi="fr_FR"/>
+        </w:rPr>
+        <w:t>1.12</w:t>
+      </w:r>
       <w:r>
         <w:rPr>
           <w:lang w:val="fr_FR" w:bidi="fr_FR"/>
         </w:rPr>
         <w:t xml:space="preserve"> ; voir </w:t>
       </w:r>
-      <w:hyperlink r:id="rId50">
-        <w:r>
-          <w:rPr>
-            <w:lang w:val="fr_FR" w:bidi="fr_FR"/>
-          </w:rPr>
-          <w:rPr>
-            <w:color w:val="0000EE"/>
-            <w:u w:val="single"/>
-          </w:rPr>
-          <w:t>1.5</w:t>
-        </w:r>
-      </w:hyperlink>
+      <w:r>
+        <w:rPr>
+          <w:lang w:val="fr_FR" w:bidi="fr_FR"/>
+        </w:rPr>
+        <w:t>1.5</w:t>
+      </w:r>
       <w:r>
         <w:rPr>
           <w:lang w:val="fr_FR" w:bidi="fr_FR"/>
         </w:rPr>
         <w:t xml:space="preserve">, </w:t>
       </w:r>
-      <w:hyperlink r:id="rId51">
-        <w:r>
-          <w:rPr>
-            <w:lang w:val="fr_FR" w:bidi="fr_FR"/>
-          </w:rPr>
-          <w:rPr>
-            <w:color w:val="0000EE"/>
-            <w:u w:val="single"/>
-          </w:rPr>
-          <w:t>10</w:t>
-        </w:r>
-      </w:hyperlink>
+      <w:r>
+        <w:rPr>
+          <w:lang w:val="fr_FR" w:bidi="fr_FR"/>
+        </w:rPr>
+        <w:t>10</w:t>
+      </w:r>
       <w:r>
         <w:rPr>
           <w:lang w:val="fr_FR" w:bidi="fr_FR"/>
         </w:rPr>
         <w:t>). En Christ, nous sommes devenus enfants de Dieu (</w:t>
       </w:r>
-      <w:hyperlink r:id="rId52">
-        <w:r>
-          <w:rPr>
-            <w:lang w:val="fr_FR" w:bidi="fr_FR"/>
-          </w:rPr>
-          <w:rPr>
-            <w:color w:val="0000EE"/>
-            <w:u w:val="single"/>
-          </w:rPr>
-          <w:t>1.14</w:t>
-        </w:r>
-      </w:hyperlink>
+      <w:r>
+        <w:rPr>
+          <w:lang w:val="fr_FR" w:bidi="fr_FR"/>
+        </w:rPr>
+        <w:t>1.14</w:t>
+      </w:r>
       <w:r>
         <w:rPr>
           <w:lang w:val="fr_FR" w:bidi="fr_FR"/>
         </w:rPr>
         <w:t>), régénérés par sa parole vivante et puissante (</w:t>
       </w:r>
-      <w:hyperlink r:id="rId53">
-        <w:r>
-          <w:rPr>
-            <w:lang w:val="fr_FR" w:bidi="fr_FR"/>
-          </w:rPr>
-          <w:rPr>
-            <w:color w:val="0000EE"/>
-            <w:u w:val="single"/>
-          </w:rPr>
-          <w:t>1.23</w:t>
-        </w:r>
-      </w:hyperlink>
+      <w:r>
+        <w:rPr>
+          <w:lang w:val="fr_FR" w:bidi="fr_FR"/>
+        </w:rPr>
+        <w:t>1.23</w:t>
+      </w:r>
       <w:r>
         <w:rPr>
           <w:lang w:val="fr_FR" w:bidi="fr_FR"/>
         </w:rPr>
         <w:t>). Nous sommes les pierres vivantes que Dieu emploie pour bâtir un temple spirituel (</w:t>
       </w:r>
-      <w:hyperlink r:id="rId54">
-        <w:r>
-          <w:rPr>
-            <w:lang w:val="fr_FR" w:bidi="fr_FR"/>
-          </w:rPr>
-          <w:rPr>
-            <w:color w:val="0000EE"/>
-            <w:u w:val="single"/>
-          </w:rPr>
-          <w:t>2.5</w:t>
-        </w:r>
-      </w:hyperlink>
+      <w:r>
+        <w:rPr>
+          <w:lang w:val="fr_FR" w:bidi="fr_FR"/>
+        </w:rPr>
+        <w:t>2.5</w:t>
+      </w:r>
       <w:r>
         <w:rPr>
           <w:lang w:val="fr_FR" w:bidi="fr_FR"/>
         </w:rPr>
         <w:t>), un peuple choisi, appelé des ténèbres à son admirable lumière (</w:t>
       </w:r>
-      <w:hyperlink r:id="rId55">
-        <w:r>
-          <w:rPr>
-            <w:lang w:val="fr_FR" w:bidi="fr_FR"/>
-          </w:rPr>
-          <w:rPr>
-            <w:color w:val="0000EE"/>
-            <w:u w:val="single"/>
-          </w:rPr>
-          <w:t>2.9–10</w:t>
-        </w:r>
-      </w:hyperlink>
+      <w:r>
+        <w:rPr>
+          <w:lang w:val="fr_FR" w:bidi="fr_FR"/>
+        </w:rPr>
+        <w:t>2.9–10</w:t>
+      </w:r>
       <w:r>
         <w:rPr>
           <w:lang w:val="fr_FR" w:bidi="fr_FR"/>
         </w:rPr>
         <w:t>). En raison de ces privilèges, notre place dans ce monde change : nous devenons des étrangers et des exilés, nous sommes devenus des étrangers et des exilés dans ce monde (</w:t>
       </w:r>
-      <w:hyperlink r:id="rId56">
-        <w:r>
-          <w:rPr>
-            <w:lang w:val="fr_FR" w:bidi="fr_FR"/>
-          </w:rPr>
-          <w:rPr>
-            <w:color w:val="0000EE"/>
-            <w:u w:val="single"/>
-          </w:rPr>
-          <w:t>1.1</w:t>
-        </w:r>
-      </w:hyperlink>
+      <w:r>
+        <w:rPr>
+          <w:lang w:val="fr_FR" w:bidi="fr_FR"/>
+        </w:rPr>
+        <w:t>1.1</w:t>
+      </w:r>
       <w:r>
         <w:rPr>
           <w:lang w:val="fr_FR" w:bidi="fr_FR"/>
         </w:rPr>
         <w:t xml:space="preserve">, </w:t>
       </w:r>
-      <w:hyperlink r:id="rId57">
-        <w:r>
-          <w:rPr>
-            <w:lang w:val="fr_FR" w:bidi="fr_FR"/>
-          </w:rPr>
-          <w:rPr>
-            <w:color w:val="0000EE"/>
-            <w:u w:val="single"/>
-          </w:rPr>
-          <w:t>17</w:t>
-        </w:r>
-      </w:hyperlink>
+      <w:r>
+        <w:rPr>
+          <w:lang w:val="fr_FR" w:bidi="fr_FR"/>
+        </w:rPr>
+        <w:t>17</w:t>
+      </w:r>
       <w:r>
         <w:rPr>
           <w:lang w:val="fr_FR" w:bidi="fr_FR"/>
         </w:rPr>
         <w:t xml:space="preserve"> ; </w:t>
       </w:r>
-      <w:hyperlink r:id="rId58">
-        <w:r>
-          <w:rPr>
-            <w:lang w:val="fr_FR" w:bidi="fr_FR"/>
-          </w:rPr>
-          <w:rPr>
-            <w:color w:val="0000EE"/>
-            <w:u w:val="single"/>
-          </w:rPr>
-          <w:t>2.12</w:t>
-        </w:r>
-      </w:hyperlink>
+      <w:r>
+        <w:rPr>
+          <w:lang w:val="fr_FR" w:bidi="fr_FR"/>
+        </w:rPr>
+        <w:t>2.12</w:t>
+      </w:r>
       <w:r>
         <w:rPr>
           <w:lang w:val="fr_FR" w:bidi="fr_FR"/>
@@ -1419,72 +1137,48 @@
         </w:rPr>
         <w:t>La deuxième idée clé, c’est que les croyants, en tant que peuple de Dieu, doivent adopter une manière de vivre qui reflète les valeurs du ciel, et non celles de ce monde. En tant qu'enfants de Dieu, nous sommes appelés à imiter notre Père et à devenir saints comme lui (</w:t>
       </w:r>
-      <w:hyperlink r:id="rId59">
-        <w:r>
-          <w:rPr>
-            <w:lang w:val="fr_FR" w:bidi="fr_FR"/>
-          </w:rPr>
-          <w:rPr>
-            <w:color w:val="0000EE"/>
-            <w:u w:val="single"/>
-          </w:rPr>
-          <w:t>1.15–16</w:t>
-        </w:r>
-      </w:hyperlink>
+      <w:r>
+        <w:rPr>
+          <w:lang w:val="fr_FR" w:bidi="fr_FR"/>
+        </w:rPr>
+        <w:t>1.15–16</w:t>
+      </w:r>
       <w:r>
         <w:rPr>
           <w:lang w:val="fr_FR" w:bidi="fr_FR"/>
         </w:rPr>
         <w:t>). Nous sommes appelés à nous aimer les uns les autres (</w:t>
       </w:r>
-      <w:hyperlink r:id="rId60">
-        <w:r>
-          <w:rPr>
-            <w:lang w:val="fr_FR" w:bidi="fr_FR"/>
-          </w:rPr>
-          <w:rPr>
-            <w:color w:val="0000EE"/>
-            <w:u w:val="single"/>
-          </w:rPr>
-          <w:t>1.22</w:t>
-        </w:r>
-      </w:hyperlink>
+      <w:r>
+        <w:rPr>
+          <w:lang w:val="fr_FR" w:bidi="fr_FR"/>
+        </w:rPr>
+        <w:t>1.22</w:t>
+      </w:r>
       <w:r>
         <w:rPr>
           <w:lang w:val="fr_FR" w:bidi="fr_FR"/>
         </w:rPr>
         <w:t>) et à respecter les autorités. Pierre résume tout cela dans son appel à faire « le bien », même et surtout envers ceux qui nous causent du tort (</w:t>
       </w:r>
-      <w:hyperlink r:id="rId61">
-        <w:r>
-          <w:rPr>
-            <w:lang w:val="fr_FR" w:bidi="fr_FR"/>
-          </w:rPr>
-          <w:rPr>
-            <w:color w:val="0000EE"/>
-            <w:u w:val="single"/>
-          </w:rPr>
-          <w:t>3.16–17</w:t>
-        </w:r>
-      </w:hyperlink>
+      <w:r>
+        <w:rPr>
+          <w:lang w:val="fr_FR" w:bidi="fr_FR"/>
+        </w:rPr>
+        <w:t>3.16–17</w:t>
+      </w:r>
       <w:r>
         <w:rPr>
           <w:lang w:val="fr_FR" w:bidi="fr_FR"/>
         </w:rPr>
         <w:t xml:space="preserve"> ; </w:t>
       </w:r>
-      <w:hyperlink r:id="rId62">
-        <w:r>
-          <w:rPr>
-            <w:lang w:val="fr_FR" w:bidi="fr_FR"/>
-          </w:rPr>
-          <w:rPr>
-            <w:color w:val="0000EE"/>
-            <w:u w:val="single"/>
-          </w:rPr>
-          <w:t>4.19</w:t>
-        </w:r>
-      </w:hyperlink>
+      <w:r>
+        <w:rPr>
+          <w:lang w:val="fr_FR" w:bidi="fr_FR"/>
+        </w:rPr>
+        <w:t>4.19</w:t>
+      </w:r>
       <w:r>
         <w:rPr>
           <w:lang w:val="fr_FR" w:bidi="fr_FR"/>
@@ -1505,90 +1199,60 @@
         </w:rPr>
         <w:t>La troisième idée, enfin, repose sur notre nouvelle identité (être un peuple saint) en Christ. La mort et la résurrection de Jésus sont au fondement de notre nouvelle identité (</w:t>
       </w:r>
-      <w:hyperlink r:id="rId63">
-        <w:r>
-          <w:rPr>
-            <w:lang w:val="fr_FR" w:bidi="fr_FR"/>
-          </w:rPr>
-          <w:rPr>
-            <w:color w:val="0000EE"/>
-            <w:u w:val="single"/>
-          </w:rPr>
-          <w:t>1.18–19</w:t>
-        </w:r>
-      </w:hyperlink>
+      <w:r>
+        <w:rPr>
+          <w:lang w:val="fr_FR" w:bidi="fr_FR"/>
+        </w:rPr>
+        <w:t>1.18–19</w:t>
+      </w:r>
       <w:r>
         <w:rPr>
           <w:lang w:val="fr_FR" w:bidi="fr_FR"/>
         </w:rPr>
         <w:t xml:space="preserve"> ; </w:t>
       </w:r>
-      <w:hyperlink r:id="rId64">
-        <w:r>
-          <w:rPr>
-            <w:lang w:val="fr_FR" w:bidi="fr_FR"/>
-          </w:rPr>
-          <w:rPr>
-            <w:color w:val="0000EE"/>
-            <w:u w:val="single"/>
-          </w:rPr>
-          <w:t>3.18</w:t>
-        </w:r>
-      </w:hyperlink>
+      <w:r>
+        <w:rPr>
+          <w:lang w:val="fr_FR" w:bidi="fr_FR"/>
+        </w:rPr>
+        <w:t>3.18</w:t>
+      </w:r>
       <w:r>
         <w:rPr>
           <w:lang w:val="fr_FR" w:bidi="fr_FR"/>
         </w:rPr>
         <w:t>). Sa victoire sur les puissances du mal nous donne espérance et confiance (</w:t>
       </w:r>
-      <w:hyperlink r:id="rId19">
-        <w:r>
-          <w:rPr>
-            <w:lang w:val="fr_FR" w:bidi="fr_FR"/>
-          </w:rPr>
-          <w:rPr>
-            <w:color w:val="0000EE"/>
-            <w:u w:val="single"/>
-          </w:rPr>
-          <w:t>1.3–9</w:t>
-        </w:r>
-      </w:hyperlink>
+      <w:r>
+        <w:rPr>
+          <w:lang w:val="fr_FR" w:bidi="fr_FR"/>
+        </w:rPr>
+        <w:t>1.3–9</w:t>
+      </w:r>
       <w:r>
         <w:rPr>
           <w:lang w:val="fr_FR" w:bidi="fr_FR"/>
         </w:rPr>
         <w:t xml:space="preserve"> ; </w:t>
       </w:r>
-      <w:hyperlink r:id="rId65">
-        <w:r>
-          <w:rPr>
-            <w:lang w:val="fr_FR" w:bidi="fr_FR"/>
-          </w:rPr>
-          <w:rPr>
-            <w:color w:val="0000EE"/>
-            <w:u w:val="single"/>
-          </w:rPr>
-          <w:t>3.19–22</w:t>
-        </w:r>
-      </w:hyperlink>
+      <w:r>
+        <w:rPr>
+          <w:lang w:val="fr_FR" w:bidi="fr_FR"/>
+        </w:rPr>
+        <w:t>3.19–22</w:t>
+      </w:r>
       <w:r>
         <w:rPr>
           <w:lang w:val="fr_FR" w:bidi="fr_FR"/>
         </w:rPr>
         <w:t>). Christ a pourvu à notre salut et à notre sainteté, et nous laisse un modèle à suivre : lui-même n’a pas riposté lorsqu’il a été injurié, persécuté, et même mis à mort (</w:t>
       </w:r>
-      <w:hyperlink r:id="rId66">
-        <w:r>
-          <w:rPr>
-            <w:lang w:val="fr_FR" w:bidi="fr_FR"/>
-          </w:rPr>
-          <w:rPr>
-            <w:color w:val="0000EE"/>
-            <w:u w:val="single"/>
-          </w:rPr>
-          <w:t>2.21–25</w:t>
-        </w:r>
-      </w:hyperlink>
+      <w:r>
+        <w:rPr>
+          <w:lang w:val="fr_FR" w:bidi="fr_FR"/>
+        </w:rPr>
+        <w:t>2.21–25</w:t>
+      </w:r>
       <w:r>
         <w:rPr>
           <w:lang w:val="fr_FR" w:bidi="fr_FR"/>
